--- a/결과물/출고_FR_20260929/혼공독해교재_공통영어2_YBM(박)_1과FurtherReading_03_워크북+변형문제.docx
+++ b/결과물/출고_FR_20260929/혼공독해교재_공통영어2_YBM(박)_1과FurtherReading_03_워크북+변형문제.docx
@@ -1116,7 +1116,7 @@
               <w:b w:val="0"/>
               <w:bCs w:val="0"/>
             </w:rPr>
-            <w:t xml:space="preserve">can lead you to be trapped in an “echo chamber.” → ______________________________</w:t>
+            <w:t xml:space="preserve">any situation in which you only hear opinions → ______________________________</w:t>
           </w:r>
         </w:p>
         <w:p>
@@ -1143,17 +1143,17 @@
               <w:b w:val="0"/>
               <w:bCs w:val="0"/>
             </w:rPr>
-            <w:t xml:space="preserve">lead A to V</w:t>
-          </w:r>
-          <w:r>
-            <w:rPr>
-              <w:color w:val="666666"/>
-              <w:sz w:val="17"/>
-              <w:szCs w:val="17"/>
-              <w:b w:val="0"/>
-              <w:bCs w:val="0"/>
-            </w:rPr>
-            <w:t xml:space="preserve"> — A(이/가) ~하게 만들다</w:t>
+            <w:t xml:space="preserve">in which S′ V′</w:t>
+          </w:r>
+          <w:r>
+            <w:rPr>
+              <w:color w:val="666666"/>
+              <w:sz w:val="17"/>
+              <w:szCs w:val="17"/>
+              <w:b w:val="0"/>
+              <w:bCs w:val="0"/>
+            </w:rPr>
+            <w:t xml:space="preserve"> — S′(이/가) V′하는</w:t>
           </w:r>
           <w:r>
             <w:rPr>
@@ -1173,17 +1173,17 @@
               <w:b w:val="0"/>
               <w:bCs w:val="0"/>
             </w:rPr>
-            <w:t xml:space="preserve">can V</w:t>
-          </w:r>
-          <w:r>
-            <w:rPr>
-              <w:color w:val="666666"/>
-              <w:sz w:val="17"/>
-              <w:szCs w:val="17"/>
-              <w:b w:val="0"/>
-              <w:bCs w:val="0"/>
-            </w:rPr>
-            <w:t xml:space="preserve"> — ~할 수 있다</w:t>
+            <w:t xml:space="preserve">any</w:t>
+          </w:r>
+          <w:r>
+            <w:rPr>
+              <w:color w:val="666666"/>
+              <w:sz w:val="17"/>
+              <w:szCs w:val="17"/>
+              <w:b w:val="0"/>
+              <w:bCs w:val="0"/>
+            </w:rPr>
+            <w:t xml:space="preserve"> — 어떤 ~이든, 모든</w:t>
           </w:r>
           <w:r>
             <w:rPr>
@@ -1203,17 +1203,17 @@
               <w:b w:val="0"/>
               <w:bCs w:val="0"/>
             </w:rPr>
-            <w:t xml:space="preserve">be p.p.</w:t>
-          </w:r>
-          <w:r>
-            <w:rPr>
-              <w:color w:val="666666"/>
-              <w:sz w:val="17"/>
-              <w:szCs w:val="17"/>
-              <w:b w:val="0"/>
-              <w:bCs w:val="0"/>
-            </w:rPr>
-            <w:t xml:space="preserve"> — ~되다</w:t>
+            <w:t xml:space="preserve">situation</w:t>
+          </w:r>
+          <w:r>
+            <w:rPr>
+              <w:color w:val="666666"/>
+              <w:sz w:val="17"/>
+              <w:szCs w:val="17"/>
+              <w:b w:val="0"/>
+              <w:bCs w:val="0"/>
+            </w:rPr>
+            <w:t xml:space="preserve"> — 상황</w:t>
           </w:r>
           <w:r>
             <w:rPr>
@@ -1233,17 +1233,17 @@
               <w:b w:val="0"/>
               <w:bCs w:val="0"/>
             </w:rPr>
-            <w:t xml:space="preserve">trapped</w:t>
-          </w:r>
-          <w:r>
-            <w:rPr>
-              <w:color w:val="666666"/>
-              <w:sz w:val="17"/>
-              <w:szCs w:val="17"/>
-              <w:b w:val="0"/>
-              <w:bCs w:val="0"/>
-            </w:rPr>
-            <w:t xml:space="preserve"> — 갇힌</w:t>
+            <w:t xml:space="preserve">only</w:t>
+          </w:r>
+          <w:r>
+            <w:rPr>
+              <w:color w:val="666666"/>
+              <w:sz w:val="17"/>
+              <w:szCs w:val="17"/>
+              <w:b w:val="0"/>
+              <w:bCs w:val="0"/>
+            </w:rPr>
+            <w:t xml:space="preserve"> — 오직, ~만</w:t>
           </w:r>
           <w:r>
             <w:rPr>
@@ -1263,17 +1263,17 @@
               <w:b w:val="0"/>
               <w:bCs w:val="0"/>
             </w:rPr>
-            <w:t xml:space="preserve">in</w:t>
-          </w:r>
-          <w:r>
-            <w:rPr>
-              <w:color w:val="666666"/>
-              <w:sz w:val="17"/>
-              <w:szCs w:val="17"/>
-              <w:b w:val="0"/>
-              <w:bCs w:val="0"/>
-            </w:rPr>
-            <w:t xml:space="preserve"> — ~ 안에</w:t>
+            <w:t xml:space="preserve">hear</w:t>
+          </w:r>
+          <w:r>
+            <w:rPr>
+              <w:color w:val="666666"/>
+              <w:sz w:val="17"/>
+              <w:szCs w:val="17"/>
+              <w:b w:val="0"/>
+              <w:bCs w:val="0"/>
+            </w:rPr>
+            <w:t xml:space="preserve"> — 듣다</w:t>
           </w:r>
           <w:r>
             <w:rPr>
@@ -1293,17 +1293,17 @@
               <w:b w:val="0"/>
               <w:bCs w:val="0"/>
             </w:rPr>
-            <w:t xml:space="preserve">echo chamber</w:t>
-          </w:r>
-          <w:r>
-            <w:rPr>
-              <w:color w:val="666666"/>
-              <w:sz w:val="17"/>
-              <w:szCs w:val="17"/>
-              <w:b w:val="0"/>
-              <w:bCs w:val="0"/>
-            </w:rPr>
-            <w:t xml:space="preserve"> — 에코 챔버, 반향실 (자기와 같은 의견만 되풀이해 듣게 되는 환경)</w:t>
+            <w:t xml:space="preserve">opinions</w:t>
+          </w:r>
+          <w:r>
+            <w:rPr>
+              <w:color w:val="666666"/>
+              <w:sz w:val="17"/>
+              <w:szCs w:val="17"/>
+              <w:b w:val="0"/>
+              <w:bCs w:val="0"/>
+            </w:rPr>
+            <w:t xml:space="preserve"> — 의견들</w:t>
           </w:r>
         </w:p>
         <w:p>
@@ -1331,7 +1331,7 @@
               <w:b w:val="0"/>
               <w:bCs w:val="0"/>
             </w:rPr>
-            <w:t xml:space="preserve">any situation in which you only hear opinions → ______________________________</w:t>
+            <w:t xml:space="preserve">it doesn’t always mean that it is true → ______________________________</w:t>
           </w:r>
         </w:p>
         <w:p>
@@ -1358,17 +1358,17 @@
               <w:b w:val="0"/>
               <w:bCs w:val="0"/>
             </w:rPr>
-            <w:t xml:space="preserve">in which S′ V′</w:t>
-          </w:r>
-          <w:r>
-            <w:rPr>
-              <w:color w:val="666666"/>
-              <w:sz w:val="17"/>
-              <w:szCs w:val="17"/>
-              <w:b w:val="0"/>
-              <w:bCs w:val="0"/>
-            </w:rPr>
-            <w:t xml:space="preserve"> — S′(이/가) V′하는</w:t>
+            <w:t xml:space="preserve">not always</w:t>
+          </w:r>
+          <w:r>
+            <w:rPr>
+              <w:color w:val="666666"/>
+              <w:sz w:val="17"/>
+              <w:szCs w:val="17"/>
+              <w:b w:val="0"/>
+              <w:bCs w:val="0"/>
+            </w:rPr>
+            <w:t xml:space="preserve"> — 항상 ~인 것은 아니다</w:t>
           </w:r>
           <w:r>
             <w:rPr>
@@ -1388,17 +1388,17 @@
               <w:b w:val="0"/>
               <w:bCs w:val="0"/>
             </w:rPr>
-            <w:t xml:space="preserve">any</w:t>
-          </w:r>
-          <w:r>
-            <w:rPr>
-              <w:color w:val="666666"/>
-              <w:sz w:val="17"/>
-              <w:szCs w:val="17"/>
-              <w:b w:val="0"/>
-              <w:bCs w:val="0"/>
-            </w:rPr>
-            <w:t xml:space="preserve"> — 어떤 ~이든, 모든</w:t>
+            <w:t xml:space="preserve">it</w:t>
+          </w:r>
+          <w:r>
+            <w:rPr>
+              <w:color w:val="666666"/>
+              <w:sz w:val="17"/>
+              <w:szCs w:val="17"/>
+              <w:b w:val="0"/>
+              <w:bCs w:val="0"/>
+            </w:rPr>
+            <w:t xml:space="preserve"> — 그것은</w:t>
           </w:r>
           <w:r>
             <w:rPr>
@@ -1418,17 +1418,17 @@
               <w:b w:val="0"/>
               <w:bCs w:val="0"/>
             </w:rPr>
-            <w:t xml:space="preserve">situation</w:t>
-          </w:r>
-          <w:r>
-            <w:rPr>
-              <w:color w:val="666666"/>
-              <w:sz w:val="17"/>
-              <w:szCs w:val="17"/>
-              <w:b w:val="0"/>
-              <w:bCs w:val="0"/>
-            </w:rPr>
-            <w:t xml:space="preserve"> — 상황</w:t>
+            <w:t xml:space="preserve">mean</w:t>
+          </w:r>
+          <w:r>
+            <w:rPr>
+              <w:color w:val="666666"/>
+              <w:sz w:val="17"/>
+              <w:szCs w:val="17"/>
+              <w:b w:val="0"/>
+              <w:bCs w:val="0"/>
+            </w:rPr>
+            <w:t xml:space="preserve"> — 의미하다, 뜻하다</w:t>
           </w:r>
           <w:r>
             <w:rPr>
@@ -1448,17 +1448,17 @@
               <w:b w:val="0"/>
               <w:bCs w:val="0"/>
             </w:rPr>
-            <w:t xml:space="preserve">only</w:t>
-          </w:r>
-          <w:r>
-            <w:rPr>
-              <w:color w:val="666666"/>
-              <w:sz w:val="17"/>
-              <w:szCs w:val="17"/>
-              <w:b w:val="0"/>
-              <w:bCs w:val="0"/>
-            </w:rPr>
-            <w:t xml:space="preserve"> — 오직, ~만</w:t>
+            <w:t xml:space="preserve">that S′ V′</w:t>
+          </w:r>
+          <w:r>
+            <w:rPr>
+              <w:color w:val="666666"/>
+              <w:sz w:val="17"/>
+              <w:szCs w:val="17"/>
+              <w:b w:val="0"/>
+              <w:bCs w:val="0"/>
+            </w:rPr>
+            <w:t xml:space="preserve"> — S′(이/가) V′라는 것</w:t>
           </w:r>
           <w:r>
             <w:rPr>
@@ -1478,17 +1478,17 @@
               <w:b w:val="0"/>
               <w:bCs w:val="0"/>
             </w:rPr>
-            <w:t xml:space="preserve">hear</w:t>
-          </w:r>
-          <w:r>
-            <w:rPr>
-              <w:color w:val="666666"/>
-              <w:sz w:val="17"/>
-              <w:szCs w:val="17"/>
-              <w:b w:val="0"/>
-              <w:bCs w:val="0"/>
-            </w:rPr>
-            <w:t xml:space="preserve"> — 듣다</w:t>
+            <w:t xml:space="preserve">it</w:t>
+          </w:r>
+          <w:r>
+            <w:rPr>
+              <w:color w:val="666666"/>
+              <w:sz w:val="17"/>
+              <w:szCs w:val="17"/>
+              <w:b w:val="0"/>
+              <w:bCs w:val="0"/>
+            </w:rPr>
+            <w:t xml:space="preserve"> — 그것이</w:t>
           </w:r>
           <w:r>
             <w:rPr>
@@ -1508,17 +1508,47 @@
               <w:b w:val="0"/>
               <w:bCs w:val="0"/>
             </w:rPr>
-            <w:t xml:space="preserve">opinions</w:t>
-          </w:r>
-          <w:r>
-            <w:rPr>
-              <w:color w:val="666666"/>
-              <w:sz w:val="17"/>
-              <w:szCs w:val="17"/>
-              <w:b w:val="0"/>
-              <w:bCs w:val="0"/>
-            </w:rPr>
-            <w:t xml:space="preserve"> — 의견들</w:t>
+            <w:t xml:space="preserve">is</w:t>
+          </w:r>
+          <w:r>
+            <w:rPr>
+              <w:color w:val="666666"/>
+              <w:sz w:val="17"/>
+              <w:szCs w:val="17"/>
+              <w:b w:val="0"/>
+              <w:bCs w:val="0"/>
+            </w:rPr>
+            <w:t xml:space="preserve"> — ~이다</w:t>
+          </w:r>
+          <w:r>
+            <w:rPr>
+              <w:color w:val="666666"/>
+              <w:sz w:val="17"/>
+              <w:szCs w:val="17"/>
+              <w:b w:val="0"/>
+              <w:bCs w:val="0"/>
+            </w:rPr>
+            <w:t xml:space="preserve"> / </w:t>
+          </w:r>
+          <w:r>
+            <w:rPr>
+              <w:color w:val="000000"/>
+              <w:sz w:val="17"/>
+              <w:szCs w:val="17"/>
+              <w:b w:val="0"/>
+              <w:bCs w:val="0"/>
+            </w:rPr>
+            <w:t xml:space="preserve">true</w:t>
+          </w:r>
+          <w:r>
+            <w:rPr>
+              <w:color w:val="666666"/>
+              <w:sz w:val="17"/>
+              <w:szCs w:val="17"/>
+              <w:b w:val="0"/>
+              <w:bCs w:val="0"/>
+            </w:rPr>
+            <w:t xml:space="preserve"> — 사실인, 진실인</w:t>
           </w:r>
         </w:p>
         <w:p>
@@ -1536,251 +1566,6 @@
               <w:szCs w:val="20"/>
             </w:rPr>
             <w:t xml:space="preserve">3.   </w:t>
-          </w:r>
-          <w:r>
-            <w:rPr>
-              <w:rFonts w:ascii="Times New Roman" w:hAnsi="Times New Roman"/>
-              <w:color w:val="000000"/>
-              <w:sz w:val="20"/>
-              <w:szCs w:val="20"/>
-              <w:b w:val="0"/>
-              <w:bCs w:val="0"/>
-            </w:rPr>
-            <w:t xml:space="preserve">it doesn’t always mean that it is true → ______________________________</w:t>
-          </w:r>
-        </w:p>
-        <w:p>
-          <w:pPr>
-            <w:keepNext w:val="0"/>
-            <w:keepLines/>
-            <w:spacing w:after="40" w:before="30" w:line="276"/>
-            <w:ind w:left="300" w:hanging="130"/>
-          </w:pPr>
-          <w:r>
-            <w:rPr>
-              <w:b/>
-              <w:color w:val="2E5496"/>
-              <w:sz w:val="17"/>
-              <w:szCs w:val="17"/>
-            </w:rPr>
-            <w:t xml:space="preserve">도움말  </w:t>
-          </w:r>
-          <w:r>
-            <w:rPr>
-              <w:color w:val="000000"/>
-              <w:sz w:val="17"/>
-              <w:szCs w:val="17"/>
-              <w:b w:val="0"/>
-              <w:bCs w:val="0"/>
-            </w:rPr>
-            <w:t xml:space="preserve">not always</w:t>
-          </w:r>
-          <w:r>
-            <w:rPr>
-              <w:color w:val="666666"/>
-              <w:sz w:val="17"/>
-              <w:szCs w:val="17"/>
-              <w:b w:val="0"/>
-              <w:bCs w:val="0"/>
-            </w:rPr>
-            <w:t xml:space="preserve"> — 항상 ~인 것은 아니다</w:t>
-          </w:r>
-          <w:r>
-            <w:rPr>
-              <w:color w:val="666666"/>
-              <w:sz w:val="17"/>
-              <w:szCs w:val="17"/>
-              <w:b w:val="0"/>
-              <w:bCs w:val="0"/>
-            </w:rPr>
-            <w:t xml:space="preserve"> / </w:t>
-          </w:r>
-          <w:r>
-            <w:rPr>
-              <w:color w:val="000000"/>
-              <w:sz w:val="17"/>
-              <w:szCs w:val="17"/>
-              <w:b w:val="0"/>
-              <w:bCs w:val="0"/>
-            </w:rPr>
-            <w:t xml:space="preserve">it</w:t>
-          </w:r>
-          <w:r>
-            <w:rPr>
-              <w:color w:val="666666"/>
-              <w:sz w:val="17"/>
-              <w:szCs w:val="17"/>
-              <w:b w:val="0"/>
-              <w:bCs w:val="0"/>
-            </w:rPr>
-            <w:t xml:space="preserve"> — 그것은</w:t>
-          </w:r>
-          <w:r>
-            <w:rPr>
-              <w:color w:val="666666"/>
-              <w:sz w:val="17"/>
-              <w:szCs w:val="17"/>
-              <w:b w:val="0"/>
-              <w:bCs w:val="0"/>
-            </w:rPr>
-            <w:t xml:space="preserve"> / </w:t>
-          </w:r>
-          <w:r>
-            <w:rPr>
-              <w:color w:val="000000"/>
-              <w:sz w:val="17"/>
-              <w:szCs w:val="17"/>
-              <w:b w:val="0"/>
-              <w:bCs w:val="0"/>
-            </w:rPr>
-            <w:t xml:space="preserve">mean</w:t>
-          </w:r>
-          <w:r>
-            <w:rPr>
-              <w:color w:val="666666"/>
-              <w:sz w:val="17"/>
-              <w:szCs w:val="17"/>
-              <w:b w:val="0"/>
-              <w:bCs w:val="0"/>
-            </w:rPr>
-            <w:t xml:space="preserve"> — 의미하다, 뜻하다</w:t>
-          </w:r>
-          <w:r>
-            <w:rPr>
-              <w:color w:val="666666"/>
-              <w:sz w:val="17"/>
-              <w:szCs w:val="17"/>
-              <w:b w:val="0"/>
-              <w:bCs w:val="0"/>
-            </w:rPr>
-            <w:t xml:space="preserve"> / </w:t>
-          </w:r>
-          <w:r>
-            <w:rPr>
-              <w:color w:val="000000"/>
-              <w:sz w:val="17"/>
-              <w:szCs w:val="17"/>
-              <w:b w:val="0"/>
-              <w:bCs w:val="0"/>
-            </w:rPr>
-            <w:t xml:space="preserve">that S′ V′</w:t>
-          </w:r>
-          <w:r>
-            <w:rPr>
-              <w:color w:val="666666"/>
-              <w:sz w:val="17"/>
-              <w:szCs w:val="17"/>
-              <w:b w:val="0"/>
-              <w:bCs w:val="0"/>
-            </w:rPr>
-            <w:t xml:space="preserve"> — S′(이/가) V′라는 것</w:t>
-          </w:r>
-          <w:r>
-            <w:rPr>
-              <w:color w:val="666666"/>
-              <w:sz w:val="17"/>
-              <w:szCs w:val="17"/>
-              <w:b w:val="0"/>
-              <w:bCs w:val="0"/>
-            </w:rPr>
-            <w:t xml:space="preserve"> / </w:t>
-          </w:r>
-          <w:r>
-            <w:rPr>
-              <w:color w:val="000000"/>
-              <w:sz w:val="17"/>
-              <w:szCs w:val="17"/>
-              <w:b w:val="0"/>
-              <w:bCs w:val="0"/>
-            </w:rPr>
-            <w:t xml:space="preserve">it</w:t>
-          </w:r>
-          <w:r>
-            <w:rPr>
-              <w:color w:val="666666"/>
-              <w:sz w:val="17"/>
-              <w:szCs w:val="17"/>
-              <w:b w:val="0"/>
-              <w:bCs w:val="0"/>
-            </w:rPr>
-            <w:t xml:space="preserve"> — 그것이</w:t>
-          </w:r>
-          <w:r>
-            <w:rPr>
-              <w:color w:val="666666"/>
-              <w:sz w:val="17"/>
-              <w:szCs w:val="17"/>
-              <w:b w:val="0"/>
-              <w:bCs w:val="0"/>
-            </w:rPr>
-            <w:t xml:space="preserve"> / </w:t>
-          </w:r>
-          <w:r>
-            <w:rPr>
-              <w:color w:val="000000"/>
-              <w:sz w:val="17"/>
-              <w:szCs w:val="17"/>
-              <w:b w:val="0"/>
-              <w:bCs w:val="0"/>
-            </w:rPr>
-            <w:t xml:space="preserve">is</w:t>
-          </w:r>
-          <w:r>
-            <w:rPr>
-              <w:color w:val="666666"/>
-              <w:sz w:val="17"/>
-              <w:szCs w:val="17"/>
-              <w:b w:val="0"/>
-              <w:bCs w:val="0"/>
-            </w:rPr>
-            <w:t xml:space="preserve"> — ~이다</w:t>
-          </w:r>
-          <w:r>
-            <w:rPr>
-              <w:color w:val="666666"/>
-              <w:sz w:val="17"/>
-              <w:szCs w:val="17"/>
-              <w:b w:val="0"/>
-              <w:bCs w:val="0"/>
-            </w:rPr>
-            <w:t xml:space="preserve"> / </w:t>
-          </w:r>
-          <w:r>
-            <w:rPr>
-              <w:color w:val="000000"/>
-              <w:sz w:val="17"/>
-              <w:szCs w:val="17"/>
-              <w:b w:val="0"/>
-              <w:bCs w:val="0"/>
-            </w:rPr>
-            <w:t xml:space="preserve">true</w:t>
-          </w:r>
-          <w:r>
-            <w:rPr>
-              <w:color w:val="666666"/>
-              <w:sz w:val="17"/>
-              <w:szCs w:val="17"/>
-              <w:b w:val="0"/>
-              <w:bCs w:val="0"/>
-            </w:rPr>
-            <w:t xml:space="preserve"> — 사실인, 진실인</w:t>
-          </w:r>
-        </w:p>
-        <w:p>
-          <w:pPr>
-            <w:keepNext w:val="1"/>
-            <w:keepLines/>
-            <w:spacing w:after="120" w:line="288" w:lineRule="auto" w:before="160"/>
-            <w:ind w:left="120" w:right="100"/>
-          </w:pPr>
-          <w:r>
-            <w:rPr>
-              <w:b/>
-              <w:color w:val="1F3864"/>
-              <w:sz w:val="20"/>
-              <w:szCs w:val="20"/>
-            </w:rPr>
-            <w:t xml:space="preserve">4.   </w:t>
           </w:r>
           <w:r>
             <w:rPr>

--- a/결과물/출고_FR_20260929/혼공독해교재_공통영어2_YBM(박)_1과FurtherReading_03_워크북+변형문제.docx
+++ b/결과물/출고_FR_20260929/혼공독해교재_공통영어2_YBM(박)_1과FurtherReading_03_워크북+변형문제.docx
@@ -805,12 +805,18 @@
               </w:tcPr>
               <w:p>
                 <w:pPr>
-                  <w:pBdr>
-                    <w:bottom w:val="single" w:sz="6" w:space="2" w:color="808080"/>
-                  </w:pBdr>
-                  <w:spacing w:after="20" w:line="225" w:lineRule="exact"/>
-                  <w:ind w:right="240"/>
-                </w:pPr>
+                  <w:spacing w:after="80" w:line="288" w:lineRule="auto" w:before="80"/>
+                </w:pPr>
+                <w:r>
+                  <w:rPr>
+                    <w:rFonts w:ascii="Times New Roman" w:hAnsi="Times New Roman"/>
+                    <w:b/>
+                    <w:color w:val="000000"/>
+                    <w:sz w:val="20"/>
+                    <w:szCs w:val="20"/>
+                  </w:rPr>
+                  <w:t xml:space="preserve"/>
+                </w:r>
               </w:p>
             </w:tc>
           </w:tr>
@@ -904,7 +910,7 @@
               <w:b w:val="0"/>
               <w:bCs w:val="0"/>
             </w:rPr>
-            <w:t xml:space="preserve">Uniform news sources help people understand reality more accurately.</w:t>
+            <w:t xml:space="preserve">An echo chamber originally refers to an enclosed space where sound returns as an echo.</w:t>
           </w:r>
         </w:p>
         <w:p>
@@ -1018,7 +1024,7 @@
               <w:b w:val="0"/>
               <w:bCs w:val="0"/>
             </w:rPr>
-            <w:t xml:space="preserve">Hearing only familiar opinions can expand our ability to debate.</w:t>
+            <w:t xml:space="preserve">Social media has expanded the ways in which people can access the news.</w:t>
           </w:r>
         </w:p>
         <w:p>
@@ -1056,7 +1062,7 @@
               <w:b w:val="0"/>
               <w:bCs w:val="0"/>
             </w:rPr>
-            <w:t xml:space="preserve">An echo chamber can encourage people to work together on common issues.</w:t>
+            <w:t xml:space="preserve">People should be encouraged to share their opinions freely on social media.</w:t>
           </w:r>
         </w:p>
         <w:p>
